--- a/local_doc_change/stress_corpus/docs/eng_glasshollow_058.docx
+++ b/local_doc_change/stress_corpus/docs/eng_glasshollow_058.docx
@@ -1027,7 +1027,7 @@
     </w:p>
     <w:p>
       <w:r>
-        <w:t>Non-compliance may result in escalation to a direct manager and corrective action. Every change is recorded in the document store so that actions remain attributable. Metrics for this area are reported monthly and reviewed by a department head. The process is tested monthly to verify that controls operate as intended.</w:t>
+        <w:t>The mandatory security re-attestation window is 27 days from the date of assignment. Non-compliance may result in escalation to a direct manager and corrective action. Every change is recorded in the document store so that actions remain attributable. Metrics for this area are reported monthly and reviewed by a department head. The process is tested monthly to verify that controls operate as intended.</w:t>
       </w:r>
     </w:p>
     <w:p>
@@ -1048,6 +1048,11 @@
     <w:p>
       <w:r>
         <w:t>Non-compliance may result in escalation to the privacy office and corrective action. Non-compliance may result in escalation to the IT desk and corrective action. Supporting runbooks are maintained alongside this document and kept standardized. Metrics for this area are reported monthly and reviewed by the compliance officer. Non-compliance may result in escalation to the privacy office and corrective action. Non-compliance may result in escalation to the on-call engineer and corrective action. Owners must keep the artifact registry aligned with the thresholds described in this section.</w:t>
+      </w:r>
+    </w:p>
+    <w:p>
+      <w:r>
+        <w:t>This standard is coordinated with Vantcorex Robotics group policy.</w:t>
       </w:r>
     </w:p>
     <w:p>
@@ -1060,22 +1065,22 @@
     </w:p>
     <w:p>
       <w:r>
-        <w:t>This section defines how technical documentation (part 2) is governed across the organization. Metrics for this area are reported on a rolling basis and reviewed by a direct manager. Owners must keep the billing platform aligned with the thresholds described in this section. Supporting runbooks are maintained alongside this document and kept auditable.</w:t>
-      </w:r>
-    </w:p>
-    <w:p>
-      <w:r>
-        <w:t>Training on this topic is delivered monthly and tracked to completion. Every change is recorded in the CI pipeline so that actions remain attributable. The process is tested annually to verify that controls operate as intended. Non-compliance may result in escalation to the security team and corrective action. Metrics for this area are reported every two weeks and reviewed by the security team. Owners must keep the backup vault aligned with the thresholds described in this section. Exceptions require written sign-off from the support lead and are logged for audit.</w:t>
-      </w:r>
-    </w:p>
-    <w:p>
-      <w:r>
-        <w:t>Non-compliance may result in escalation to the people operations team and corrective action. Training on this topic is delivered every business day and tracked to completion. The billing platform is reviewed monthly to confirm it meets the current standard. Training on this topic is delivered on a rolling basis and tracked to completion. The process is tested every business day to verify that controls operate as intended. Records related to this section are kept documented and made available to a direct manager on request.</w:t>
-      </w:r>
-    </w:p>
-    <w:p>
-      <w:r>
-        <w:t>All requests must be monitored and approved by the on-call engineer before they take effect. Metrics for this area are reported every two weeks and reviewed by the on-call engineer. Metrics for this area are reported every two weeks and reviewed by the people operations team. Owners must keep the VPN gateway aligned with the thresholds described in this section. Exceptions require written sign-off from the product manager and are logged for audit.</w:t>
+        <w:t>Technical documentation (part 2) is managed according to the rules described below. Training on this topic is delivered each sprint and tracked to completion. Training on this topic is delivered twice a year and tracked to completion. The process is tested quarterly to verify that controls operate as intended.</w:t>
+      </w:r>
+    </w:p>
+    <w:p>
+      <w:r>
+        <w:t>Where this policy conflicts with a contractual obligation, the stricter requirement applies. The process is tested annually to verify that controls operate as intended. Non-compliance may result in escalation to the security team and corrective action. Metrics for this area are reported every two weeks and reviewed by the security team. Owners must keep the backup vault aligned with the thresholds described in this section. Exceptions require written sign-off from the support lead and are logged for audit. Any incident affecting the backup vault is triaged by the support lead within the stated window.</w:t>
+      </w:r>
+    </w:p>
+    <w:p>
+      <w:r>
+        <w:t>Non-compliance may result in escalation to a department head and corrective action. Owners must keep the data warehouse aligned with the thresholds described in this section. Training on this topic is delivered on a rolling basis and tracked to completion. The process is tested every business day to verify that controls operate as intended. Records related to this section are kept documented and made available to a direct manager on request. Access to the CI pipeline is granted on a least-privilege basis and revoked when no longer required.</w:t>
+      </w:r>
+    </w:p>
+    <w:p>
+      <w:r>
+        <w:t>Metrics for this area are reported every two weeks and reviewed by the on-call engineer. Metrics for this area are reported every two weeks and reviewed by the people operations team. Owners must keep the VPN gateway aligned with the thresholds described in this section. Exceptions require written sign-off from the product manager and are logged for audit.</w:t>
       </w:r>
     </w:p>
     <w:p>

--- a/local_doc_change/stress_corpus/docs/eng_glasshollow_058.docx
+++ b/local_doc_change/stress_corpus/docs/eng_glasshollow_058.docx
@@ -12,6 +12,47 @@
     </w:p>
     <w:p>
       <w:r>
+        <w:drawing>
+          <wp:inline xmlns:a="http://schemas.openxmlformats.org/drawingml/2006/main" xmlns:pic="http://schemas.openxmlformats.org/drawingml/2006/picture">
+            <wp:extent cx="4114800" cy="2571750"/>
+            <wp:docPr id="1" name="Picture 1"/>
+            <wp:cNvGraphicFramePr>
+              <a:graphicFrameLocks noChangeAspect="1"/>
+            </wp:cNvGraphicFramePr>
+            <a:graphic>
+              <a:graphicData uri="http://schemas.openxmlformats.org/drawingml/2006/picture">
+                <pic:pic>
+                  <pic:nvPicPr>
+                    <pic:cNvPr id="0" name="diagram_2.png"/>
+                    <pic:cNvPicPr/>
+                  </pic:nvPicPr>
+                  <pic:blipFill>
+                    <a:blip r:embed="rId9"/>
+                    <a:stretch>
+                      <a:fillRect/>
+                    </a:stretch>
+                  </pic:blipFill>
+                  <pic:spPr>
+                    <a:xfrm>
+                      <a:off x="0" y="0"/>
+                      <a:ext cx="4114800" cy="2571750"/>
+                    </a:xfrm>
+                    <a:prstGeom prst="rect"/>
+                  </pic:spPr>
+                </pic:pic>
+              </a:graphicData>
+            </a:graphic>
+          </wp:inline>
+        </w:drawing>
+      </w:r>
+    </w:p>
+    <w:p>
+      <w:r>
+        <w:t>Figure 3. Data lifecycle and retention diagram.</w:t>
+      </w:r>
+    </w:p>
+    <w:p>
+      <w:r>
         <w:t>Glasshollow operates as a division of Vantcorex Robotics. This document is the official engineering handbook for Glasshollow. Where this policy conflicts with a contractual obligation, the stricter requirement applies. The identity provider is reviewed on a rolling basis to confirm it meets the current standard. The billing platform is reviewed each sprint to confirm it meets the current standard. Metrics for this area are reported each sprint and reviewed by a department head.</w:t>
       </w:r>
     </w:p>
@@ -20,85 +61,198 @@
         <w:pStyle w:val="Heading1"/>
       </w:pPr>
       <w:r>
-        <w:t>Source Control</w:t>
-      </w:r>
-    </w:p>
-    <w:p>
-      <w:r>
-        <w:t>Source control is managed according to the rules described below. The process is tested monthly to verify that controls operate as intended. The billing platform is reviewed each sprint to confirm it meets the current standard. The process is tested on a rolling basis to verify that controls operate as intended.</w:t>
-      </w:r>
-    </w:p>
-    <w:p>
-      <w:r>
-        <w:t>Training on this topic is delivered monthly and tracked to completion. The process is tested twice a year to verify that controls operate as intended. The process is tested each sprint to verify that controls operate as intended. Exceptions require written sign-off from the people operations team and are logged for audit. Every change is recorded in the data warehouse so that actions remain attributable. Records related to this section are kept automated and made available to the platform team on request. Records related to this section are kept automated and made available to the support lead on request.</w:t>
-      </w:r>
-    </w:p>
-    <w:p>
-      <w:r>
-        <w:t>Records related to this section are kept approved and made available to the on-call engineer on request. All requests must be automated and approved by the on-call engineer before they take effect. Every change is recorded in the identity provider so that actions remain attributable. Staff are expected to follow this procedure without deviation unless the product manager grants a waiver.</w:t>
-      </w:r>
-    </w:p>
-    <w:p>
-      <w:r>
-        <w:t>The data warehouse is reviewed on a rolling basis to confirm it meets the current standard. The backup vault is reviewed annually to confirm it meets the current standard. Staff are expected to follow this procedure without deviation unless the security team grants a waiver. Staff are expected to follow this procedure without deviation unless the data steward grants a waiver. The process is tested monthly to verify that controls operate as intended. The process is tested quarterly to verify that controls operate as intended. Owners must keep the customer portal aligned with the thresholds described in this section.</w:t>
-      </w:r>
-    </w:p>
-    <w:p>
-      <w:r>
-        <w:t>Exceptions require written sign-off from the on-call engineer and are logged for audit. Exceptions require written sign-off from the finance controller and are logged for audit. Supporting runbooks are maintained alongside this document and kept documented. Exceptions require written sign-off from the support lead and are logged for audit.</w:t>
-      </w:r>
-    </w:p>
-    <w:p>
-      <w:r>
-        <w:t>Training on this topic is delivered every business day and tracked to completion. Non-compliance may result in escalation to a department head and corrective action. Any incident affecting the customer portal is triaged by the product manager within the stated window. Records related to this section are kept auditable and made available to the support lead on request. Access to the CI pipeline is granted on a auditable basis and revoked when no longer required.</w:t>
-      </w:r>
-    </w:p>
-    <w:p>
-      <w:r>
-        <w:t>Staff are expected to follow this procedure without deviation unless the privacy office grants a waiver. Access to the document store is granted on a encrypted basis and revoked when no longer required. Any incident affecting the artifact registry is triaged by the product manager within the stated window. Training on this topic is delivered twice a year and tracked to completion. Where this policy conflicts with a contractual obligation, the stricter requirement applies. Where this policy conflicts with a contractual obligation, the stricter requirement applies.</w:t>
-      </w:r>
-    </w:p>
+        <w:t>Key Operational Parameters</w:t>
+      </w:r>
+    </w:p>
+    <w:tbl>
+      <w:tblPr>
+        <w:tblStyle w:val="LightGrid"/>
+        <w:tblW w:type="auto" w:w="0"/>
+        <w:tblLook w:firstColumn="1" w:firstRow="1" w:lastColumn="0" w:lastRow="0" w:noHBand="0" w:noVBand="1" w:val="04A0"/>
+      </w:tblPr>
+      <w:tblGrid>
+        <w:gridCol w:w="4320"/>
+        <w:gridCol w:w="4320"/>
+      </w:tblGrid>
+      <w:tr>
+        <w:tc>
+          <w:tcPr>
+            <w:tcW w:type="dxa" w:w="4320"/>
+          </w:tcPr>
+          <w:p>
+            <w:r>
+              <w:t>Parameter</w:t>
+            </w:r>
+          </w:p>
+        </w:tc>
+        <w:tc>
+          <w:tcPr>
+            <w:tcW w:type="dxa" w:w="4320"/>
+          </w:tcPr>
+          <w:p>
+            <w:r>
+              <w:t>Value</w:t>
+            </w:r>
+          </w:p>
+        </w:tc>
+      </w:tr>
+      <w:tr>
+        <w:tc>
+          <w:tcPr>
+            <w:tcW w:type="dxa" w:w="4320"/>
+          </w:tcPr>
+          <w:p>
+            <w:r>
+              <w:t>Audit sampling rate</w:t>
+            </w:r>
+          </w:p>
+        </w:tc>
+        <w:tc>
+          <w:tcPr>
+            <w:tcW w:type="dxa" w:w="4320"/>
+          </w:tcPr>
+          <w:p>
+            <w:r>
+              <w:t>15 percent</w:t>
+            </w:r>
+          </w:p>
+        </w:tc>
+      </w:tr>
+      <w:tr>
+        <w:tc>
+          <w:tcPr>
+            <w:tcW w:type="dxa" w:w="4320"/>
+          </w:tcPr>
+          <w:p>
+            <w:r>
+              <w:t>Target response time</w:t>
+            </w:r>
+          </w:p>
+        </w:tc>
+        <w:tc>
+          <w:tcPr>
+            <w:tcW w:type="dxa" w:w="4320"/>
+          </w:tcPr>
+          <w:p>
+            <w:r>
+              <w:t>8 hours</w:t>
+            </w:r>
+          </w:p>
+        </w:tc>
+      </w:tr>
+      <w:tr>
+        <w:tc>
+          <w:tcPr>
+            <w:tcW w:type="dxa" w:w="4320"/>
+          </w:tcPr>
+          <w:p>
+            <w:r>
+              <w:t>Quarterly completion target</w:t>
+            </w:r>
+          </w:p>
+        </w:tc>
+        <w:tc>
+          <w:tcPr>
+            <w:tcW w:type="dxa" w:w="4320"/>
+          </w:tcPr>
+          <w:p>
+            <w:r>
+              <w:t>90 percent</w:t>
+            </w:r>
+          </w:p>
+        </w:tc>
+      </w:tr>
+      <w:tr>
+        <w:tc>
+          <w:tcPr>
+            <w:tcW w:type="dxa" w:w="4320"/>
+          </w:tcPr>
+          <w:p>
+            <w:r>
+              <w:t>Records retention baseline</w:t>
+            </w:r>
+          </w:p>
+        </w:tc>
+        <w:tc>
+          <w:tcPr>
+            <w:tcW w:type="dxa" w:w="4320"/>
+          </w:tcPr>
+          <w:p>
+            <w:r>
+              <w:t>24 months</w:t>
+            </w:r>
+          </w:p>
+        </w:tc>
+      </w:tr>
+      <w:tr>
+        <w:tc>
+          <w:tcPr>
+            <w:tcW w:type="dxa" w:w="4320"/>
+          </w:tcPr>
+          <w:p>
+            <w:r>
+              <w:t>Escalation tiers</w:t>
+            </w:r>
+          </w:p>
+        </w:tc>
+        <w:tc>
+          <w:tcPr>
+            <w:tcW w:type="dxa" w:w="4320"/>
+          </w:tcPr>
+          <w:p>
+            <w:r>
+              <w:t>5 tiers</w:t>
+            </w:r>
+          </w:p>
+        </w:tc>
+      </w:tr>
+    </w:tbl>
     <w:p>
       <w:pPr>
         <w:pStyle w:val="Heading1"/>
       </w:pPr>
       <w:r>
-        <w:t>Code Review</w:t>
-      </w:r>
-    </w:p>
-    <w:p>
-      <w:r>
-        <w:t>Code review is managed according to the rules described below. Records related to this section are kept compliant and made available to the IT desk on request. Non-compliance may result in escalation to a direct manager and corrective action. Training on this topic is delivered annually and tracked to completion.</w:t>
-      </w:r>
-    </w:p>
-    <w:p>
-      <w:r>
-        <w:t>Exceptions require written sign-off from the IT desk and are logged for audit. Any incident affecting the customer portal is triaged by the platform team within the stated window. Supporting runbooks are maintained alongside this document and kept reviewed. Every change is recorded in the data warehouse so that actions remain attributable. Staff are expected to follow this procedure without deviation unless a direct manager grants a waiver.</w:t>
-      </w:r>
-    </w:p>
-    <w:p>
-      <w:r>
-        <w:t>Training on this topic is delivered on a rolling basis and tracked to completion. The CI pipeline is reviewed annually to confirm it meets the current standard. Every change is recorded in the customer portal so that actions remain attributable. All requests must be automated and approved by the support lead before they take effect. Access to the customer portal is granted on a reviewed basis and revoked when no longer required. Supporting runbooks are maintained alongside this document and kept encrypted. Records related to this section are kept auditable and made available to a direct manager on request.</w:t>
-      </w:r>
-    </w:p>
-    <w:p>
-      <w:r>
-        <w:t>Every change is recorded in the document store so that actions remain attributable. Any incident affecting the backup vault is triaged by the platform team within the stated window. Staff are expected to follow this procedure without deviation unless the support lead grants a waiver. Metrics for this area are reported quarterly and reviewed by the product manager.</w:t>
-      </w:r>
-    </w:p>
-    <w:p>
-      <w:r>
-        <w:t>The data warehouse is reviewed quarterly to confirm it meets the current standard. Non-compliance may result in escalation to the privacy office and corrective action. Non-compliance may result in escalation to the platform team and corrective action. Records related to this section are kept automated and made available to the finance controller on request.</w:t>
-      </w:r>
-    </w:p>
-    <w:p>
-      <w:r>
-        <w:t>Staff are expected to follow this procedure without deviation unless the on-call engineer grants a waiver. The process is tested every business day to verify that controls operate as intended. Where this policy conflicts with a contractual obligation, the stricter requirement applies. Every change is recorded in the identity provider so that actions remain attributable. Any incident affecting the billing platform is triaged by the IT desk within the stated window. Training on this topic is delivered monthly and tracked to completion. Metrics for this area are reported each sprint and reviewed by the product manager.</w:t>
-      </w:r>
-    </w:p>
-    <w:p>
-      <w:r>
-        <w:t>The artifact registry is reviewed on a rolling basis to confirm it meets the current standard. Exceptions require written sign-off from a direct manager and are logged for audit. Records related to this section are kept documented and made available to the compliance officer on request. Supporting runbooks are maintained alongside this document and kept least-privilege. All requests must be auditable and approved by a direct manager before they take effect. Staff are expected to follow this procedure without deviation unless the on-call engineer grants a waiver. Any incident affecting the VPN gateway is triaged by the legal team within the stated window.</w:t>
+        <w:t>Source Control</w:t>
+      </w:r>
+    </w:p>
+    <w:p>
+      <w:r>
+        <w:t>Source control is managed according to the rules described below. Training on this topic is delivered on a rolling basis and tracked to completion. Training on this topic is delivered twice a year and tracked to completion. Where this policy conflicts with a contractual obligation, the stricter requirement applies. The process is tested each sprint to verify that controls operate as intended.</w:t>
+      </w:r>
+    </w:p>
+    <w:p>
+      <w:r>
+        <w:t>Non-compliance may result in escalation to the on-call engineer and corrective action. Where this policy conflicts with a contractual obligation, the stricter requirement applies. Access to the identity provider is granted on a automated basis and revoked when no longer required. Records related to this section are kept automated and made available to the support lead on request. Access to the identity provider is granted on a monitored basis and revoked when no longer required.</w:t>
+      </w:r>
+    </w:p>
+    <w:p>
+      <w:r>
+        <w:t>Where this policy conflicts with a contractual obligation, the stricter requirement applies. The process is tested annually to verify that controls operate as intended. Metrics for this area are reported quarterly and reviewed by the on-call engineer. Staff are expected to follow this procedure without deviation unless the product manager grants a waiver. Training on this topic is delivered on a rolling basis and tracked to completion.</w:t>
+      </w:r>
+    </w:p>
+    <w:p>
+      <w:r>
+        <w:t>Training on this topic is delivered annually and tracked to completion. Staff are expected to follow this procedure without deviation unless the security team grants a waiver. Staff are expected to follow this procedure without deviation unless the data steward grants a waiver. The process is tested monthly to verify that controls operate as intended.</w:t>
+      </w:r>
+    </w:p>
+    <w:p>
+      <w:r>
+        <w:t>Where this policy conflicts with a contractual obligation, the stricter requirement applies. The process is tested annually to verify that controls operate as intended. Exceptions require written sign-off from the data steward and are logged for audit. Training on this topic is delivered quarterly and tracked to completion. The process is tested every two weeks to verify that controls operate as intended. Training on this topic is delivered every two weeks and tracked to completion. Every change is recorded in the data warehouse so that actions remain attributable.</w:t>
+      </w:r>
+    </w:p>
+    <w:p>
+      <w:r>
+        <w:t>The process is tested monthly to verify that controls operate as intended. Supporting runbooks are maintained alongside this document and kept reviewed. Non-compliance may result in escalation to the IT desk and corrective action. Records related to this section are kept reviewed and made available to the compliance officer on request. Every change is recorded in the production cluster so that actions remain attributable.</w:t>
+      </w:r>
+    </w:p>
+    <w:p>
+      <w:r>
+        <w:t>Any incident affecting the artifact registry is triaged by the product manager within the stated window. Training on this topic is delivered twice a year and tracked to completion. Where this policy conflicts with a contractual obligation, the stricter requirement applies. Where this policy conflicts with a contractual obligation, the stricter requirement applies.</w:t>
+      </w:r>
+    </w:p>
+    <w:p>
+      <w:r>
+        <w:t>Owners must keep the VPN gateway aligned with the thresholds described in this section. Supporting runbooks are maintained alongside this document and kept auditable. Owners must keep the artifact registry aligned with the thresholds described in this section. Training on this topic is delivered annually and tracked to completion. Access to the monitoring stack is granted on a least-privilege basis and revoked when no longer required. Any incident affecting the CI pipeline is triaged by the finance controller within the stated window. The process is tested monthly to verify that controls operate as intended.</w:t>
       </w:r>
     </w:p>
     <w:p>
@@ -106,42 +260,37 @@
         <w:pStyle w:val="Heading1"/>
       </w:pPr>
       <w:r>
-        <w:t>Testing Standards</w:t>
-      </w:r>
-    </w:p>
-    <w:p>
-      <w:r>
-        <w:t>Teams handling testing standards must comply with the requirements that follow. Every change is recorded in the identity provider so that actions remain attributable. Any incident affecting the customer portal is triaged by a department head within the stated window. Exceptions require written sign-off from a department head and are logged for audit.</w:t>
-      </w:r>
-    </w:p>
-    <w:p>
-      <w:r>
-        <w:t>The CI pipeline is reviewed monthly to confirm it meets the current standard. The production cluster is reviewed each sprint to confirm it meets the current standard. Access to the data warehouse is granted on a compliant basis and revoked when no longer required. Supporting runbooks are maintained alongside this document and kept least-privilege. Owners must keep the document store aligned with the thresholds described in this section. Metrics for this area are reported every two weeks and reviewed by the product manager. Training on this topic is delivered annually and tracked to completion.</w:t>
-      </w:r>
-    </w:p>
-    <w:p>
-      <w:r>
-        <w:t>The CI pipeline is reviewed annually to confirm it meets the current standard. Any incident affecting the production cluster is triaged by the people operations team within the stated window. Training on this topic is delivered on a rolling basis and tracked to completion. Where this policy conflicts with a contractual obligation, the stricter requirement applies. Records related to this section are kept automated and made available to the support lead on request. Any incident affecting the ticketing system is triaged by a department head within the stated window.</w:t>
-      </w:r>
-    </w:p>
-    <w:p>
-      <w:r>
-        <w:t>Metrics for this area are reported on a rolling basis and reviewed by the IT desk. Where this policy conflicts with a contractual obligation, the stricter requirement applies. Non-compliance may result in escalation to the support lead and corrective action. Metrics for this area are reported quarterly and reviewed by a direct manager. Owners must keep the identity provider aligned with the thresholds described in this section. Where this policy conflicts with a contractual obligation, the stricter requirement applies. Every change is recorded in the ticketing system so that actions remain attributable.</w:t>
-      </w:r>
-    </w:p>
-    <w:p>
-      <w:r>
-        <w:t>Owners must keep the customer portal aligned with the thresholds described in this section. Training on this topic is delivered annually and tracked to completion. Every change is recorded in the ticketing system so that actions remain attributable. Access to the customer portal is granted on a least-privilege basis and revoked when no longer required. Any incident affecting the monitoring stack is triaged by the product manager within the stated window.</w:t>
-      </w:r>
-    </w:p>
-    <w:p>
-      <w:r>
-        <w:t>Where this policy conflicts with a contractual obligation, the stricter requirement applies. Every change is recorded in the identity provider so that actions remain attributable. Owners must keep the customer portal aligned with the thresholds described in this section. Metrics for this area are reported monthly and reviewed by the data steward.</w:t>
-      </w:r>
-    </w:p>
-    <w:p>
-      <w:r>
-        <w:t>Exceptions require written sign-off from the finance controller and are logged for audit. Training on this topic is delivered every business day and tracked to completion. Supporting runbooks are maintained alongside this document and kept standardized. The artifact registry is reviewed on a rolling basis to confirm it meets the current standard. Records related to this section are kept approved and made available to the security team on request. Staff are expected to follow this procedure without deviation unless the IT desk grants a waiver.</w:t>
+        <w:t>Code Review</w:t>
+      </w:r>
+    </w:p>
+    <w:p>
+      <w:r>
+        <w:t>Responsibilities and limits for code review are set out in this section. Training on this topic is delivered each sprint and tracked to completion. All requests must be monitored and approved by the finance controller before they take effect. The customer portal is reviewed on a rolling basis to confirm it meets the current standard. The CI pipeline is reviewed annually to confirm it meets the current standard. Every change is recorded in the customer portal so that actions remain attributable.</w:t>
+      </w:r>
+    </w:p>
+    <w:p>
+      <w:r>
+        <w:t>Training on this topic is delivered monthly and tracked to completion. Where this policy conflicts with a contractual obligation, the stricter requirement applies. Where this policy conflicts with a contractual obligation, the stricter requirement applies. Training on this topic is delivered monthly and tracked to completion.</w:t>
+      </w:r>
+    </w:p>
+    <w:p>
+      <w:r>
+        <w:t>Records related to this section are kept approved and made available to the people operations team on request. Non-compliance may result in escalation to the finance controller and corrective action. Access to the identity provider is granted on a documented basis and revoked when no longer required. Access to the document store is granted on a documented basis and revoked when no longer required. Supporting runbooks are maintained alongside this document and kept documented. Non-compliance may result in escalation to the platform team and corrective action.</w:t>
+      </w:r>
+    </w:p>
+    <w:p>
+      <w:r>
+        <w:t>Training on this topic is delivered every business day and tracked to completion. Access to the artifact registry is granted on a automated basis and revoked when no longer required. Where this policy conflicts with a contractual obligation, the stricter requirement applies. Where this policy conflicts with a contractual obligation, the stricter requirement applies. Every change is recorded in the identity provider so that actions remain attributable. Any incident affecting the billing platform is triaged by the IT desk within the stated window. Training on this topic is delivered monthly and tracked to completion.</w:t>
+      </w:r>
+    </w:p>
+    <w:p>
+      <w:r>
+        <w:t>Access to the CI pipeline is granted on a approved basis and revoked when no longer required. Training on this topic is delivered every two weeks and tracked to completion. The ticketing system is reviewed every business day to confirm it meets the current standard. The VPN gateway is reviewed monthly to confirm it meets the current standard. Training on this topic is delivered quarterly and tracked to completion. Access to the artifact registry is granted on a reviewed basis and revoked when no longer required.</w:t>
+      </w:r>
+    </w:p>
+    <w:p>
+      <w:r>
+        <w:t>Records related to this section are kept documented and made available to the legal team on request. Metrics for this area are reported every business day and reviewed by the data steward. All requests must be approved and approved by a department head before they take effect. Exceptions require written sign-off from a department head and are logged for audit. Any incident affecting the customer portal is triaged by a direct manager within the stated window. All requests must be standardized and approved by a direct manager before they take effect. Every change is recorded in the data warehouse so that actions remain attributable.</w:t>
       </w:r>
     </w:p>
     <w:p>
@@ -149,27 +298,65 @@
         <w:pStyle w:val="Heading1"/>
       </w:pPr>
       <w:r>
+        <w:t>Testing Standards</w:t>
+      </w:r>
+    </w:p>
+    <w:p>
+      <w:r>
+        <w:t>Testing standards is managed according to the rules described below. Where this policy conflicts with a contractual obligation, the stricter requirement applies. Non-compliance may result in escalation to the privacy office and corrective action. Exceptions require written sign-off from a department head and are logged for audit. The billing platform is reviewed twice a year to confirm it meets the current standard.</w:t>
+      </w:r>
+    </w:p>
+    <w:p>
+      <w:r>
+        <w:t>Staff are expected to follow this procedure without deviation unless the legal team grants a waiver. Records related to this section are kept documented and made available to the support lead on request. Training on this topic is delivered twice a year and tracked to completion. Staff are expected to follow this procedure without deviation unless the data steward grants a waiver.</w:t>
+      </w:r>
+    </w:p>
+    <w:p>
+      <w:r>
+        <w:t>Non-compliance may result in escalation to the legal team and corrective action. Non-compliance may result in escalation to the compliance officer and corrective action. Access to the monitoring stack is granted on a compliant basis and revoked when no longer required. Training on this topic is delivered every two weeks and tracked to completion. Metrics for this area are reported annually and reviewed by the support lead. Metrics for this area are reported quarterly and reviewed by a direct manager.</w:t>
+      </w:r>
+    </w:p>
+    <w:p>
+      <w:r>
+        <w:t>Any incident affecting the VPN gateway is triaged by the data steward within the stated window. The process is tested every two weeks to verify that controls operate as intended. Every change is recorded in the ticketing system so that actions remain attributable. Exceptions require written sign-off from the on-call engineer and are logged for audit.</w:t>
+      </w:r>
+    </w:p>
+    <w:p>
+      <w:r>
+        <w:t>Training on this topic is delivered annually and tracked to completion. Every change is recorded in the ticketing system so that actions remain attributable. Access to the customer portal is granted on a least-privilege basis and revoked when no longer required. Any incident affecting the monitoring stack is triaged by the product manager within the stated window. Non-compliance may result in escalation to the people operations team and corrective action. Supporting runbooks are maintained alongside this document and kept reviewed.</w:t>
+      </w:r>
+    </w:p>
+    <w:p>
+      <w:r>
+        <w:t>Supporting runbooks are maintained alongside this document and kept approved. All requests must be automated and approved by the data steward before they take effect. Staff are expected to follow this procedure without deviation unless the privacy office grants a waiver. Owners must keep the billing platform aligned with the thresholds described in this section. Where this policy conflicts with a contractual obligation, the stricter requirement applies. Supporting runbooks are maintained alongside this document and kept standardized.</w:t>
+      </w:r>
+    </w:p>
+    <w:p>
+      <w:r>
+        <w:t>Any incident affecting the data warehouse is triaged by a direct manager within the stated window. Records related to this section are kept approved and made available to the security team on request. Staff are expected to follow this procedure without deviation unless the IT desk grants a waiver. Every change is recorded in the monitoring stack so that actions remain attributable.</w:t>
+      </w:r>
+    </w:p>
+    <w:p>
+      <w:pPr>
+        <w:pStyle w:val="Heading1"/>
+      </w:pPr>
+      <w:r>
         <w:t>Continuous Integration</w:t>
       </w:r>
     </w:p>
     <w:p>
       <w:r>
-        <w:t>Continuous integration is managed according to the rules described below. Access to the identity provider is granted on a standardized basis and revoked when no longer required. Training on this topic is delivered every two weeks and tracked to completion. Every change is recorded in the backup vault so that actions remain attributable.</w:t>
-      </w:r>
-    </w:p>
-    <w:p>
-      <w:r>
-        <w:t>Any incident affecting the VPN gateway is triaged by the people operations team within the stated window. Owners must keep the ticketing system aligned with the thresholds described in this section. Training on this topic is delivered every two weeks and tracked to completion. The CI pipeline is reviewed quarterly to confirm it meets the current standard. The billing platform is reviewed every two weeks to confirm it meets the current standard.</w:t>
-      </w:r>
-    </w:p>
-    <w:p>
-      <w:r>
-        <w:t>The process is tested monthly to verify that controls operate as intended. Access to the data warehouse is granted on a auditable basis and revoked when no longer required. Metrics for this area are reported quarterly and reviewed by the security team. Owners must keep the artifact registry aligned with the thresholds described in this section. Non-compliance may result in escalation to the compliance officer and corrective action.</w:t>
-      </w:r>
-    </w:p>
-    <w:p>
-      <w:r>
-        <w:t>Metrics for this area are reported annually and reviewed by the platform team. Exceptions require written sign-off from the legal team and are logged for audit. Supporting runbooks are maintained alongside this document and kept least-privilege. The process is tested annually to verify that controls operate as intended.</w:t>
+        <w:t>Continuous integration follows the practices outlined here and is reviewed regularly. The artifact registry is reviewed quarterly to confirm it meets the current standard. Supporting runbooks are maintained alongside this document and kept compliant. The backup vault is reviewed every two weeks to confirm it meets the current standard. Supporting runbooks are maintained alongside this document and kept standardized.</w:t>
+      </w:r>
+    </w:p>
+    <w:p>
+      <w:r>
+        <w:t>Owners must keep the ticketing system aligned with the thresholds described in this section. Exceptions require written sign-off from the support lead and are logged for audit. All requests must be documented and approved by the platform team before they take effect. Access to the artifact registry is granted on a auditable basis and revoked when no longer required. Owners must keep the CI pipeline aligned with the thresholds described in this section. Supporting runbooks are maintained alongside this document and kept auditable. Metrics for this area are reported quarterly and reviewed by the security team.</w:t>
+      </w:r>
+    </w:p>
+    <w:p>
+      <w:r>
+        <w:t>Exceptions require written sign-off from the support lead and are logged for audit. Records related to this section are kept monitored and made available to the security team on request. Every change is recorded in the artifact registry so that actions remain attributable. Exceptions require written sign-off from the compliance officer and are logged for audit. The process is tested annually to verify that controls operate as intended.</w:t>
       </w:r>
     </w:p>
     <w:p>
